--- a/의견제출서_석유정보통합데이터플랫폼_에이치나인.docx
+++ b/의견제출서_석유정보통합데이터플랫폼_에이치나인.docx
@@ -525,7 +525,7 @@
                 <w:sz w:val="20"/>
                 <w:szCs w:val="20"/>
               </w:rPr>
-              <w:t xml:space="preserve">[기재]</w:t>
+              <w:t xml:space="preserve">110111-4329929</w:t>
             </w:r>
           </w:p>
         </w:tc>
